--- a/discharged_secrets_ijcip/output/Tables_CompSec_editable.docx
+++ b/discharged_secrets_ijcip/output/Tables_CompSec_editable.docx
@@ -675,7 +675,7 @@
                 <w:rFonts w:ascii="Arial" w:hAnsi="Arial"/>
                 <w:sz w:val="16"/>
               </w:rPr>
-              <w:t>Casagrande et al [20]</w:t>
+              <w:t>Casagrande et al [21]</w:t>
             </w:r>
           </w:p>
         </w:tc>
@@ -1067,7 +1067,7 @@
                 <w:rFonts w:ascii="Arial" w:hAnsi="Arial"/>
                 <w:sz w:val="16"/>
               </w:rPr>
-              <w:t>Hannemann et al [28]</w:t>
+              <w:t>Hannemann et al [29]</w:t>
             </w:r>
           </w:p>
         </w:tc>
@@ -1165,7 +1165,7 @@
                 <w:rFonts w:ascii="Arial" w:hAnsi="Arial"/>
                 <w:sz w:val="16"/>
               </w:rPr>
-              <w:t>Isik et al [21]</w:t>
+              <w:t>Isik et al [22]</w:t>
             </w:r>
           </w:p>
         </w:tc>
@@ -1263,7 +1263,7 @@
                 <w:rFonts w:ascii="Arial" w:hAnsi="Arial"/>
                 <w:sz w:val="16"/>
               </w:rPr>
-              <w:t>Li et al [25]</w:t>
+              <w:t>Li et al [26]</w:t>
             </w:r>
           </w:p>
         </w:tc>
@@ -1361,7 +1361,7 @@
                 <w:rFonts w:ascii="Arial" w:hAnsi="Arial"/>
                 <w:sz w:val="16"/>
               </w:rPr>
-              <w:t>Petersen (2019) [26]</w:t>
+              <w:t>Petersen (2019) [27]</w:t>
             </w:r>
           </w:p>
         </w:tc>
@@ -1459,7 +1459,7 @@
                 <w:rFonts w:ascii="Arial" w:hAnsi="Arial"/>
                 <w:sz w:val="16"/>
               </w:rPr>
-              <w:t>Sato et al [24]</w:t>
+              <w:t>Sato et al [25]</w:t>
             </w:r>
           </w:p>
         </w:tc>
@@ -1557,7 +1557,7 @@
                 <w:rFonts w:ascii="Arial" w:hAnsi="Arial"/>
                 <w:sz w:val="16"/>
               </w:rPr>
-              <w:t>Vinayaga-Sureshkanth et al [22]</w:t>
+              <w:t>Vinayaga-Sureshkanth et al [23]</w:t>
             </w:r>
           </w:p>
         </w:tc>
@@ -1655,7 +1655,7 @@
                 <w:rFonts w:ascii="Arial" w:hAnsi="Arial"/>
                 <w:sz w:val="16"/>
               </w:rPr>
-              <w:t>Yilmaz et al [23]</w:t>
+              <w:t>Yilmaz et al [24]</w:t>
             </w:r>
           </w:p>
         </w:tc>
@@ -1851,7 +1851,7 @@
                 <w:rFonts w:ascii="Arial" w:hAnsi="Arial"/>
                 <w:sz w:val="16"/>
               </w:rPr>
-              <w:t>Zhou (2024) [27]</w:t>
+              <w:t>Zhou (2024) [28]</w:t>
             </w:r>
           </w:p>
         </w:tc>
@@ -5053,7 +5053,7 @@
                 <w:rFonts w:ascii="Arial" w:hAnsi="Arial"/>
                 <w:sz w:val="16"/>
               </w:rPr>
-              <w:t>Governance guidance (N) [16,18]</w:t>
+              <w:t>Governance guidance (N) [16,19]</w:t>
             </w:r>
           </w:p>
         </w:tc>
@@ -5419,7 +5419,7 @@
                 <w:rFonts w:ascii="Arial" w:hAnsi="Arial"/>
                 <w:sz w:val="16"/>
               </w:rPr>
-              <w:t>Forensic and platform studies (D3-D4) [6,21]</w:t>
+              <w:t>Forensic and platform studies (D3-D4) [6,22]</w:t>
             </w:r>
           </w:p>
         </w:tc>
@@ -5663,7 +5663,7 @@
                 <w:rFonts w:ascii="Arial" w:hAnsi="Arial"/>
                 <w:sz w:val="16"/>
               </w:rPr>
-              <w:t>Data remanence and battery side-channel (D2) [8-10]; sanitization guidance (N) [17]</w:t>
+              <w:t>Data remanence and battery side-channel (D2) [8-10]; sanitization guidance (N) [18]</w:t>
             </w:r>
           </w:p>
         </w:tc>
